--- a/lessons/4-3/downloads/reveal/teacher/4.3-guided-notes.docx
+++ b/lessons/4-3/downloads/reveal/teacher/4.3-guided-notes.docx
@@ -88,6 +88,7 @@
       <w:pPr>
         <w:keepNext/>
         <w:spacing w:before="0" w:after="10" w:line="240" w:lineRule="auto"/>
+        <w:outlineLvl w:val="0"/>
       </w:pPr>
       <w:r>
         <w:rPr>
@@ -123,7 +124,7 @@
           <w:sz w:val="15"/>
           <w:szCs w:val="15"/>
         </w:rPr>
-        <w:t xml:space="preserve">   ·   6.RP.A.3c</w:t>
+        <w:t xml:space="preserve">   ·   6.AT.4</w:t>
       </w:r>
     </w:p>
     <w:p>
@@ -136,6 +137,7 @@
           <w:tab w:val="right" w:pos="9504"/>
         </w:tabs>
         <w:spacing w:before="90" w:after="50" w:line="240" w:lineRule="auto"/>
+        <w:outlineLvl w:val="1"/>
       </w:pPr>
       <w:r>
         <w:rPr>
@@ -507,7 +509,7 @@
                 <w:sz w:val="16"/>
                 <w:szCs w:val="16"/>
               </w:rPr>
-              <w:t xml:space="preserve">el todo</w:t>
+              <w:t xml:space="preserve">el entero</w:t>
             </w:r>
           </w:p>
         </w:tc>
@@ -582,6 +584,7 @@
           <w:tab w:val="right" w:pos="9504"/>
         </w:tabs>
         <w:spacing w:before="90" w:after="50" w:line="240" w:lineRule="auto"/>
+        <w:outlineLvl w:val="1"/>
       </w:pPr>
       <w:r>
         <w:rPr>
@@ -704,7 +707,7 @@
           <w:sz w:val="19"/>
           <w:szCs w:val="19"/>
         </w:rPr>
-        <w:t xml:space="preserve">Find benchmark amounts: 50% is </w:t>
+        <w:t xml:space="preserve">Find benchmark amounts (50% = </w:t>
       </w:r>
       <w:r>
         <w:rPr>
@@ -723,44 +726,7 @@
           <w:sz w:val="19"/>
           <w:szCs w:val="19"/>
         </w:rPr>
-        <w:t xml:space="preserve"> of the whole, 25% is one fourth, and 10% is the whole ÷ 10.</w:t>
-      </w:r>
-    </w:p>
-    <w:p>
-      <w:pPr>
-        <w:tabs>
-          <w:tab w:val="left" w:pos="284"/>
-        </w:tabs>
-        <w:spacing w:before="0" w:after="16" w:line="250" w:lineRule="auto"/>
-        <w:ind w:left="284" w:hanging="284"/>
-      </w:pPr>
-      <w:r>
-        <w:rPr>
-          <w:rFonts w:ascii="Avenir Next" w:hAnsi="Avenir Next" w:cs="Avenir Next" w:eastAsia="Avenir Next"/>
-          <w:b/>
-          <w:color w:val="003A70"/>
-          <w:sz w:val="19"/>
-          <w:szCs w:val="19"/>
-        </w:rPr>
-        <w:t xml:space="preserve">•</w:t>
-      </w:r>
-      <w:r>
-        <w:rPr>
-          <w:rFonts w:ascii="Avenir Next" w:hAnsi="Avenir Next" w:cs="Avenir Next" w:eastAsia="Avenir Next"/>
-          <w:color w:val="1A1A1A"/>
-          <w:sz w:val="19"/>
-          <w:szCs w:val="19"/>
-        </w:rPr>
-        <w:tab/>
-      </w:r>
-      <w:r>
-        <w:rPr>
-          <w:rFonts w:ascii="Avenir Next" w:hAnsi="Avenir Next" w:cs="Avenir Next" w:eastAsia="Avenir Next"/>
-          <w:color w:val="1A1A1A"/>
-          <w:sz w:val="19"/>
-          <w:szCs w:val="19"/>
-        </w:rPr>
-        <w:t xml:space="preserve">Pick the benchmark amount that is </w:t>
+        <w:t xml:space="preserve">, 25% = one fourth), then pick the one </w:t>
       </w:r>
       <w:r>
         <w:rPr>
@@ -792,6 +758,7 @@
           <w:tab w:val="right" w:pos="9504"/>
         </w:tabs>
         <w:spacing w:before="90" w:after="50" w:line="240" w:lineRule="auto"/>
+        <w:outlineLvl w:val="1"/>
       </w:pPr>
       <w:r>
         <w:rPr>
@@ -837,6 +804,46 @@
           <w:szCs w:val="19"/>
         </w:rPr>
         <w:t xml:space="preserve">A game download is 80 MB. 41 MB are done. About what percent is done?</w:t>
+      </w:r>
+    </w:p>
+    <w:p>
+      <w:pPr>
+        <w:keepNext/>
+        <w:spacing w:before="0" w:after="40" w:line="264" w:lineRule="auto"/>
+        <w:jc w:val="center"/>
+      </w:pPr>
+      <w:r>
+        <w:drawing>
+          <wp:inline distT="0" distB="0" distL="0" distR="0">
+            <wp:extent cx="2926080" cy="661851"/>
+            <wp:docPr id="1" name="Figure 1"/>
+            <a:graphic xmlns:a="http://schemas.openxmlformats.org/drawingml/2006/main">
+              <a:graphicData uri="http://schemas.openxmlformats.org/drawingml/2006/picture">
+                <pic:pic xmlns:pic="http://schemas.openxmlformats.org/drawingml/2006/picture">
+                  <pic:nvPicPr>
+                    <pic:cNvPr id="1" name="image1.png"/>
+                    <pic:cNvPicPr/>
+                  </pic:nvPicPr>
+                  <pic:blipFill>
+                    <a:blip r:embed="rIdImg1"/>
+                    <a:stretch>
+                      <a:fillRect/>
+                    </a:stretch>
+                  </pic:blipFill>
+                  <pic:spPr>
+                    <a:xfrm>
+                      <a:off x="0" y="0"/>
+                      <a:ext cx="2926080" cy="661851"/>
+                    </a:xfrm>
+                    <a:prstGeom prst="rect">
+                      <a:avLst/>
+                    </a:prstGeom>
+                  </pic:spPr>
+                </pic:pic>
+              </a:graphicData>
+            </a:graphic>
+          </wp:inline>
+        </w:drawing>
       </w:r>
     </w:p>
     <w:p>
@@ -1059,6 +1066,7 @@
           <w:tab w:val="right" w:pos="9504"/>
         </w:tabs>
         <w:spacing w:before="90" w:after="50" w:line="240" w:lineRule="auto"/>
+        <w:outlineLvl w:val="1"/>
       </w:pPr>
       <w:r>
         <w:rPr>
@@ -1143,8 +1151,8 @@
                 <w:rFonts w:ascii="Avenir Next" w:hAnsi="Avenir Next" w:cs="Avenir Next" w:eastAsia="Avenir Next"/>
                 <w:b/>
                 <w:color w:val="1A1A1A"/>
-                <w:sz w:val="20"/>
-                <w:szCs w:val="20"/>
+                <w:sz w:val="21"/>
+                <w:szCs w:val="21"/>
               </w:rPr>
               <w:t xml:space="preserve">1.</w:t>
             </w:r>
@@ -1152,8 +1160,8 @@
               <w:rPr>
                 <w:rFonts w:ascii="Avenir Next" w:hAnsi="Avenir Next" w:cs="Avenir Next" w:eastAsia="Avenir Next"/>
                 <w:color w:val="1A1A1A"/>
-                <w:sz w:val="20"/>
-                <w:szCs w:val="20"/>
+                <w:sz w:val="21"/>
+                <w:szCs w:val="21"/>
               </w:rPr>
               <w:tab/>
             </w:r>
@@ -1161,8 +1169,8 @@
               <w:rPr>
                 <w:rFonts w:ascii="Avenir Next" w:hAnsi="Avenir Next" w:cs="Avenir Next" w:eastAsia="Avenir Next"/>
                 <w:color w:val="1A1A1A"/>
-                <w:sz w:val="20"/>
-                <w:szCs w:val="20"/>
+                <w:sz w:val="21"/>
+                <w:szCs w:val="21"/>
               </w:rPr>
               <w:t xml:space="preserve">About what percent? Name the closest benchmark.</w:t>
             </w:r>
@@ -1197,7 +1205,7 @@
             <w:tr>
               <w:trPr>
                 <w:cantSplit/>
-                <w:trHeight w:val="896" w:hRule="atLeast"/>
+                <w:trHeight w:val="504" w:hRule="atLeast"/>
               </w:trPr>
               <w:tc>
                 <w:tcPr>
@@ -1217,8 +1225,8 @@
                       <w:rFonts w:ascii="Avenir Next" w:hAnsi="Avenir Next" w:cs="Avenir Next" w:eastAsia="Avenir Next"/>
                       <w:b/>
                       <w:color w:val="003A70"/>
-                      <w:sz w:val="20"/>
-                      <w:szCs w:val="20"/>
+                      <w:sz w:val="21"/>
+                      <w:szCs w:val="21"/>
                     </w:rPr>
                     <w:t xml:space="preserve">a.</w:t>
                   </w:r>
@@ -1226,8 +1234,8 @@
                     <w:rPr>
                       <w:rFonts w:ascii="Avenir Next" w:hAnsi="Avenir Next" w:cs="Avenir Next" w:eastAsia="Avenir Next"/>
                       <w:color w:val="1A1A1A"/>
-                      <w:sz w:val="20"/>
-                      <w:szCs w:val="20"/>
+                      <w:sz w:val="21"/>
+                      <w:szCs w:val="21"/>
                     </w:rPr>
                     <w:tab/>
                   </w:r>
@@ -1235,8 +1243,8 @@
                     <w:rPr>
                       <w:rFonts w:ascii="Avenir Next" w:hAnsi="Avenir Next" w:cs="Avenir Next" w:eastAsia="Avenir Next"/>
                       <w:color w:val="1A1A1A"/>
-                      <w:sz w:val="20"/>
-                      <w:szCs w:val="20"/>
+                      <w:sz w:val="21"/>
+                      <w:szCs w:val="21"/>
                     </w:rPr>
                     <w:t xml:space="preserve">12 out of 50 ≈</w:t>
                   </w:r>
@@ -1244,8 +1252,8 @@
                     <w:rPr>
                       <w:rFonts w:ascii="Avenir Next" w:hAnsi="Avenir Next" w:cs="Avenir Next" w:eastAsia="Avenir Next"/>
                       <w:color w:val="1A1A1A"/>
-                      <w:sz w:val="20"/>
-                      <w:szCs w:val="20"/>
+                      <w:sz w:val="21"/>
+                      <w:szCs w:val="21"/>
                     </w:rPr>
                     <w:t xml:space="preserve">  </w:t>
                   </w:r>
@@ -1253,8 +1261,8 @@
                     <w:rPr>
                       <w:rFonts w:ascii="Avenir Next" w:hAnsi="Avenir Next" w:cs="Avenir Next" w:eastAsia="Avenir Next"/>
                       <w:color w:val="1A1A1A"/>
-                      <w:sz w:val="20"/>
-                      <w:szCs w:val="20"/>
+                      <w:sz w:val="21"/>
+                      <w:szCs w:val="21"/>
                       <w:u w:val="single"/>
                     </w:rPr>
                     <w:t xml:space="preserve">              </w:t>
@@ -1263,8 +1271,8 @@
                     <w:rPr>
                       <w:rFonts w:ascii="Avenir Next" w:hAnsi="Avenir Next" w:cs="Avenir Next" w:eastAsia="Avenir Next"/>
                       <w:color w:val="1A1A1A"/>
-                      <w:sz w:val="20"/>
-                      <w:szCs w:val="20"/>
+                      <w:sz w:val="21"/>
+                      <w:szCs w:val="21"/>
                     </w:rPr>
                     <w:t xml:space="preserve"> %</w:t>
                   </w:r>
@@ -1288,8 +1296,8 @@
                       <w:rFonts w:ascii="Avenir Next" w:hAnsi="Avenir Next" w:cs="Avenir Next" w:eastAsia="Avenir Next"/>
                       <w:b/>
                       <w:color w:val="003A70"/>
-                      <w:sz w:val="20"/>
-                      <w:szCs w:val="20"/>
+                      <w:sz w:val="21"/>
+                      <w:szCs w:val="21"/>
                     </w:rPr>
                     <w:t xml:space="preserve">b.</w:t>
                   </w:r>
@@ -1297,8 +1305,8 @@
                     <w:rPr>
                       <w:rFonts w:ascii="Avenir Next" w:hAnsi="Avenir Next" w:cs="Avenir Next" w:eastAsia="Avenir Next"/>
                       <w:color w:val="1A1A1A"/>
-                      <w:sz w:val="20"/>
-                      <w:szCs w:val="20"/>
+                      <w:sz w:val="21"/>
+                      <w:szCs w:val="21"/>
                     </w:rPr>
                     <w:tab/>
                   </w:r>
@@ -1306,8 +1314,8 @@
                     <w:rPr>
                       <w:rFonts w:ascii="Avenir Next" w:hAnsi="Avenir Next" w:cs="Avenir Next" w:eastAsia="Avenir Next"/>
                       <w:color w:val="1A1A1A"/>
-                      <w:sz w:val="20"/>
-                      <w:szCs w:val="20"/>
+                      <w:sz w:val="21"/>
+                      <w:szCs w:val="21"/>
                     </w:rPr>
                     <w:t xml:space="preserve">59 out of 80 ≈</w:t>
                   </w:r>
@@ -1315,8 +1323,8 @@
                     <w:rPr>
                       <w:rFonts w:ascii="Avenir Next" w:hAnsi="Avenir Next" w:cs="Avenir Next" w:eastAsia="Avenir Next"/>
                       <w:color w:val="1A1A1A"/>
-                      <w:sz w:val="20"/>
-                      <w:szCs w:val="20"/>
+                      <w:sz w:val="21"/>
+                      <w:szCs w:val="21"/>
                     </w:rPr>
                     <w:t xml:space="preserve">  </w:t>
                   </w:r>
@@ -1324,8 +1332,8 @@
                     <w:rPr>
                       <w:rFonts w:ascii="Avenir Next" w:hAnsi="Avenir Next" w:cs="Avenir Next" w:eastAsia="Avenir Next"/>
                       <w:color w:val="1A1A1A"/>
-                      <w:sz w:val="20"/>
-                      <w:szCs w:val="20"/>
+                      <w:sz w:val="21"/>
+                      <w:szCs w:val="21"/>
                       <w:u w:val="single"/>
                     </w:rPr>
                     <w:t xml:space="preserve">              </w:t>
@@ -1334,8 +1342,8 @@
                     <w:rPr>
                       <w:rFonts w:ascii="Avenir Next" w:hAnsi="Avenir Next" w:cs="Avenir Next" w:eastAsia="Avenir Next"/>
                       <w:color w:val="1A1A1A"/>
-                      <w:sz w:val="20"/>
-                      <w:szCs w:val="20"/>
+                      <w:sz w:val="21"/>
+                      <w:szCs w:val="21"/>
                     </w:rPr>
                     <w:t xml:space="preserve"> %</w:t>
                   </w:r>
@@ -1359,8 +1367,8 @@
                       <w:rFonts w:ascii="Avenir Next" w:hAnsi="Avenir Next" w:cs="Avenir Next" w:eastAsia="Avenir Next"/>
                       <w:b/>
                       <w:color w:val="003A70"/>
-                      <w:sz w:val="20"/>
-                      <w:szCs w:val="20"/>
+                      <w:sz w:val="21"/>
+                      <w:szCs w:val="21"/>
                     </w:rPr>
                     <w:t xml:space="preserve">c.</w:t>
                   </w:r>
@@ -1368,8 +1376,8 @@
                     <w:rPr>
                       <w:rFonts w:ascii="Avenir Next" w:hAnsi="Avenir Next" w:cs="Avenir Next" w:eastAsia="Avenir Next"/>
                       <w:color w:val="1A1A1A"/>
-                      <w:sz w:val="20"/>
-                      <w:szCs w:val="20"/>
+                      <w:sz w:val="21"/>
+                      <w:szCs w:val="21"/>
                     </w:rPr>
                     <w:tab/>
                   </w:r>
@@ -1377,8 +1385,8 @@
                     <w:rPr>
                       <w:rFonts w:ascii="Avenir Next" w:hAnsi="Avenir Next" w:cs="Avenir Next" w:eastAsia="Avenir Next"/>
                       <w:color w:val="1A1A1A"/>
-                      <w:sz w:val="20"/>
-                      <w:szCs w:val="20"/>
+                      <w:sz w:val="21"/>
+                      <w:szCs w:val="21"/>
                     </w:rPr>
                     <w:t xml:space="preserve">8 out of 75 ≈</w:t>
                   </w:r>
@@ -1386,8 +1394,8 @@
                     <w:rPr>
                       <w:rFonts w:ascii="Avenir Next" w:hAnsi="Avenir Next" w:cs="Avenir Next" w:eastAsia="Avenir Next"/>
                       <w:color w:val="1A1A1A"/>
-                      <w:sz w:val="20"/>
-                      <w:szCs w:val="20"/>
+                      <w:sz w:val="21"/>
+                      <w:szCs w:val="21"/>
                     </w:rPr>
                     <w:t xml:space="preserve">  </w:t>
                   </w:r>
@@ -1395,8 +1403,8 @@
                     <w:rPr>
                       <w:rFonts w:ascii="Avenir Next" w:hAnsi="Avenir Next" w:cs="Avenir Next" w:eastAsia="Avenir Next"/>
                       <w:color w:val="1A1A1A"/>
-                      <w:sz w:val="20"/>
-                      <w:szCs w:val="20"/>
+                      <w:sz w:val="21"/>
+                      <w:szCs w:val="21"/>
                       <w:u w:val="single"/>
                     </w:rPr>
                     <w:t xml:space="preserve">              </w:t>
@@ -1405,8 +1413,8 @@
                     <w:rPr>
                       <w:rFonts w:ascii="Avenir Next" w:hAnsi="Avenir Next" w:cs="Avenir Next" w:eastAsia="Avenir Next"/>
                       <w:color w:val="1A1A1A"/>
-                      <w:sz w:val="20"/>
-                      <w:szCs w:val="20"/>
+                      <w:sz w:val="21"/>
+                      <w:szCs w:val="21"/>
                     </w:rPr>
                     <w:t xml:space="preserve"> %</w:t>
                   </w:r>
@@ -1479,8 +1487,8 @@
                 <w:rFonts w:ascii="Avenir Next" w:hAnsi="Avenir Next" w:cs="Avenir Next" w:eastAsia="Avenir Next"/>
                 <w:b/>
                 <w:color w:val="1A1A1A"/>
-                <w:sz w:val="20"/>
-                <w:szCs w:val="20"/>
+                <w:sz w:val="21"/>
+                <w:szCs w:val="21"/>
               </w:rPr>
               <w:t xml:space="preserve">2.</w:t>
             </w:r>
@@ -1488,8 +1496,8 @@
               <w:rPr>
                 <w:rFonts w:ascii="Avenir Next" w:hAnsi="Avenir Next" w:cs="Avenir Next" w:eastAsia="Avenir Next"/>
                 <w:color w:val="1A1A1A"/>
-                <w:sz w:val="20"/>
-                <w:szCs w:val="20"/>
+                <w:sz w:val="21"/>
+                <w:szCs w:val="21"/>
               </w:rPr>
               <w:tab/>
             </w:r>
@@ -1497,8 +1505,8 @@
               <w:rPr>
                 <w:rFonts w:ascii="Avenir Next" w:hAnsi="Avenir Next" w:cs="Avenir Next" w:eastAsia="Avenir Next"/>
                 <w:color w:val="1A1A1A"/>
-                <w:sz w:val="20"/>
-                <w:szCs w:val="20"/>
+                <w:sz w:val="21"/>
+                <w:szCs w:val="21"/>
               </w:rPr>
               <w:t xml:space="preserve">A tablet holds 64 GB. 47 GB are used. Fill in the GB line, then estimate the percent used.</w:t>
             </w:r>
@@ -1512,17 +1520,17 @@
             <w:r>
               <w:drawing>
                 <wp:inline distT="0" distB="0" distL="0" distR="0">
-                  <wp:extent cx="4023360" cy="868680"/>
-                  <wp:docPr id="1" name="Figure 1"/>
+                  <wp:extent cx="3474720" cy="868680"/>
+                  <wp:docPr id="2" name="Figure 2"/>
                   <a:graphic xmlns:a="http://schemas.openxmlformats.org/drawingml/2006/main">
                     <a:graphicData uri="http://schemas.openxmlformats.org/drawingml/2006/picture">
                       <pic:pic xmlns:pic="http://schemas.openxmlformats.org/drawingml/2006/picture">
                         <pic:nvPicPr>
-                          <pic:cNvPr id="1" name="image1.png"/>
+                          <pic:cNvPr id="2" name="image2.png"/>
                           <pic:cNvPicPr/>
                         </pic:nvPicPr>
                         <pic:blipFill>
-                          <a:blip r:embed="rIdImg1"/>
+                          <a:blip r:embed="rIdImg2"/>
                           <a:stretch>
                             <a:fillRect/>
                           </a:stretch>
@@ -1530,7 +1538,7 @@
                         <pic:spPr>
                           <a:xfrm>
                             <a:off x="0" y="0"/>
-                            <a:ext cx="4023360" cy="868680"/>
+                            <a:ext cx="3474720" cy="868680"/>
                           </a:xfrm>
                           <a:prstGeom prst="rect">
                             <a:avLst/>
@@ -1598,6 +1606,7 @@
           <w:tab w:val="right" w:pos="9504"/>
         </w:tabs>
         <w:spacing w:before="90" w:after="50" w:line="240" w:lineRule="auto"/>
+        <w:outlineLvl w:val="1"/>
       </w:pPr>
       <w:r>
         <w:rPr>
@@ -1713,7 +1722,7 @@
       <w:tr>
         <w:trPr>
           <w:cantSplit/>
-          <w:trHeight w:val="500" w:hRule="atLeast"/>
+          <w:trHeight w:val="360" w:hRule="atLeast"/>
         </w:trPr>
         <w:tc>
           <w:tcPr>
@@ -1733,7 +1742,7 @@
       <w:tr>
         <w:trPr>
           <w:cantSplit/>
-          <w:trHeight w:val="500" w:hRule="atLeast"/>
+          <w:trHeight w:val="360" w:hRule="atLeast"/>
         </w:trPr>
         <w:tc>
           <w:tcPr>
@@ -1838,6 +1847,7 @@
       <w:pPr>
         <w:keepNext/>
         <w:spacing w:before="0" w:after="10" w:line="240" w:lineRule="auto"/>
+        <w:outlineLvl w:val="0"/>
       </w:pPr>
       <w:r>
         <w:rPr>
@@ -1873,7 +1883,7 @@
           <w:sz w:val="15"/>
           <w:szCs w:val="15"/>
         </w:rPr>
-        <w:t xml:space="preserve">   ·   6.RP.A.3c</w:t>
+        <w:t xml:space="preserve">   ·   6.AT.4</w:t>
       </w:r>
     </w:p>
     <w:p>
@@ -1886,6 +1896,7 @@
           <w:tab w:val="right" w:pos="9504"/>
         </w:tabs>
         <w:spacing w:before="90" w:after="50" w:line="240" w:lineRule="auto"/>
+        <w:outlineLvl w:val="1"/>
       </w:pPr>
       <w:r>
         <w:rPr>
@@ -2141,7 +2152,7 @@
                 <w:sz w:val="19"/>
                 <w:szCs w:val="19"/>
               </w:rPr>
-              <w:t xml:space="preserve">compatible numbers</w:t>
+              <w:t xml:space="preserve">compatible (friendly) numbers</w:t>
             </w:r>
           </w:p>
           <w:p>
@@ -2332,6 +2343,7 @@
           <w:tab w:val="right" w:pos="9504"/>
         </w:tabs>
         <w:spacing w:before="90" w:after="50" w:line="240" w:lineRule="auto"/>
+        <w:outlineLvl w:val="1"/>
       </w:pPr>
       <w:r>
         <w:rPr>
@@ -2408,16 +2420,16 @@
           <w:szCs w:val="19"/>
           <w:u w:val="single"/>
         </w:rPr>
-        <w:t xml:space="preserve">                </w:t>
-      </w:r>
-      <w:r>
-        <w:rPr>
-          <w:rFonts w:ascii="Avenir Next" w:hAnsi="Avenir Next" w:cs="Avenir Next" w:eastAsia="Avenir Next"/>
-          <w:color w:val="1A1A1A"/>
-          <w:sz w:val="19"/>
-          <w:szCs w:val="19"/>
-        </w:rPr>
-        <w:t xml:space="preserve"> numbers.</w:t>
+        <w:t xml:space="preserve">                    </w:t>
+      </w:r>
+      <w:r>
+        <w:rPr>
+          <w:rFonts w:ascii="Avenir Next" w:hAnsi="Avenir Next" w:cs="Avenir Next" w:eastAsia="Avenir Next"/>
+          <w:color w:val="1A1A1A"/>
+          <w:sz w:val="19"/>
+          <w:szCs w:val="19"/>
+        </w:rPr>
+        <w:t xml:space="preserve"> (friendly) numbers.</w:t>
       </w:r>
     </w:p>
     <w:p>
@@ -2542,6 +2554,7 @@
           <w:tab w:val="right" w:pos="9504"/>
         </w:tabs>
         <w:spacing w:before="90" w:after="50" w:line="240" w:lineRule="auto"/>
+        <w:outlineLvl w:val="1"/>
       </w:pPr>
       <w:r>
         <w:rPr>
@@ -2587,6 +2600,46 @@
           <w:szCs w:val="19"/>
         </w:rPr>
         <w:t xml:space="preserve">Estimate 20% of 312 bottles.</w:t>
+      </w:r>
+    </w:p>
+    <w:p>
+      <w:pPr>
+        <w:keepNext/>
+        <w:spacing w:before="0" w:after="40" w:line="264" w:lineRule="auto"/>
+        <w:jc w:val="center"/>
+      </w:pPr>
+      <w:r>
+        <w:drawing>
+          <wp:inline distT="0" distB="0" distL="0" distR="0">
+            <wp:extent cx="3419856" cy="738378"/>
+            <wp:docPr id="3" name="Figure 3"/>
+            <a:graphic xmlns:a="http://schemas.openxmlformats.org/drawingml/2006/main">
+              <a:graphicData uri="http://schemas.openxmlformats.org/drawingml/2006/picture">
+                <pic:pic xmlns:pic="http://schemas.openxmlformats.org/drawingml/2006/picture">
+                  <pic:nvPicPr>
+                    <pic:cNvPr id="3" name="image3.png"/>
+                    <pic:cNvPicPr/>
+                  </pic:nvPicPr>
+                  <pic:blipFill>
+                    <a:blip r:embed="rIdImg3"/>
+                    <a:stretch>
+                      <a:fillRect/>
+                    </a:stretch>
+                  </pic:blipFill>
+                  <pic:spPr>
+                    <a:xfrm>
+                      <a:off x="0" y="0"/>
+                      <a:ext cx="3419856" cy="738378"/>
+                    </a:xfrm>
+                    <a:prstGeom prst="rect">
+                      <a:avLst/>
+                    </a:prstGeom>
+                  </pic:spPr>
+                </pic:pic>
+              </a:graphicData>
+            </a:graphic>
+          </wp:inline>
+        </w:drawing>
       </w:r>
     </w:p>
     <w:p>
@@ -2809,6 +2862,7 @@
           <w:tab w:val="right" w:pos="9504"/>
         </w:tabs>
         <w:spacing w:before="90" w:after="50" w:line="240" w:lineRule="auto"/>
+        <w:outlineLvl w:val="1"/>
       </w:pPr>
       <w:r>
         <w:rPr>
@@ -2893,8 +2947,8 @@
                 <w:rFonts w:ascii="Avenir Next" w:hAnsi="Avenir Next" w:cs="Avenir Next" w:eastAsia="Avenir Next"/>
                 <w:b/>
                 <w:color w:val="1A1A1A"/>
-                <w:sz w:val="20"/>
-                <w:szCs w:val="20"/>
+                <w:sz w:val="21"/>
+                <w:szCs w:val="21"/>
               </w:rPr>
               <w:t xml:space="preserve">1.</w:t>
             </w:r>
@@ -2902,8 +2956,8 @@
               <w:rPr>
                 <w:rFonts w:ascii="Avenir Next" w:hAnsi="Avenir Next" w:cs="Avenir Next" w:eastAsia="Avenir Next"/>
                 <w:color w:val="1A1A1A"/>
-                <w:sz w:val="20"/>
-                <w:szCs w:val="20"/>
+                <w:sz w:val="21"/>
+                <w:szCs w:val="21"/>
               </w:rPr>
               <w:tab/>
             </w:r>
@@ -2911,8 +2965,8 @@
               <w:rPr>
                 <w:rFonts w:ascii="Avenir Next" w:hAnsi="Avenir Next" w:cs="Avenir Next" w:eastAsia="Avenir Next"/>
                 <w:color w:val="1A1A1A"/>
-                <w:sz w:val="20"/>
-                <w:szCs w:val="20"/>
+                <w:sz w:val="21"/>
+                <w:szCs w:val="21"/>
               </w:rPr>
               <w:t xml:space="preserve">Estimate. Round first.</w:t>
             </w:r>
@@ -2947,7 +3001,7 @@
             <w:tr>
               <w:trPr>
                 <w:cantSplit/>
-                <w:trHeight w:val="896" w:hRule="atLeast"/>
+                <w:trHeight w:val="448" w:hRule="atLeast"/>
               </w:trPr>
               <w:tc>
                 <w:tcPr>
@@ -2967,8 +3021,8 @@
                       <w:rFonts w:ascii="Avenir Next" w:hAnsi="Avenir Next" w:cs="Avenir Next" w:eastAsia="Avenir Next"/>
                       <w:b/>
                       <w:color w:val="003A70"/>
-                      <w:sz w:val="20"/>
-                      <w:szCs w:val="20"/>
+                      <w:sz w:val="21"/>
+                      <w:szCs w:val="21"/>
                     </w:rPr>
                     <w:t xml:space="preserve">a.</w:t>
                   </w:r>
@@ -2976,8 +3030,8 @@
                     <w:rPr>
                       <w:rFonts w:ascii="Avenir Next" w:hAnsi="Avenir Next" w:cs="Avenir Next" w:eastAsia="Avenir Next"/>
                       <w:color w:val="1A1A1A"/>
-                      <w:sz w:val="20"/>
-                      <w:szCs w:val="20"/>
+                      <w:sz w:val="21"/>
+                      <w:szCs w:val="21"/>
                     </w:rPr>
                     <w:tab/>
                   </w:r>
@@ -2985,8 +3039,8 @@
                     <w:rPr>
                       <w:rFonts w:ascii="Avenir Next" w:hAnsi="Avenir Next" w:cs="Avenir Next" w:eastAsia="Avenir Next"/>
                       <w:color w:val="1A1A1A"/>
-                      <w:sz w:val="20"/>
-                      <w:szCs w:val="20"/>
+                      <w:sz w:val="21"/>
+                      <w:szCs w:val="21"/>
                     </w:rPr>
                     <w:t xml:space="preserve">21% of 198 ≈</w:t>
                   </w:r>
@@ -2994,8 +3048,8 @@
                     <w:rPr>
                       <w:rFonts w:ascii="Avenir Next" w:hAnsi="Avenir Next" w:cs="Avenir Next" w:eastAsia="Avenir Next"/>
                       <w:color w:val="1A1A1A"/>
-                      <w:sz w:val="20"/>
-                      <w:szCs w:val="20"/>
+                      <w:sz w:val="21"/>
+                      <w:szCs w:val="21"/>
                     </w:rPr>
                     <w:t xml:space="preserve">  </w:t>
                   </w:r>
@@ -3003,8 +3057,8 @@
                     <w:rPr>
                       <w:rFonts w:ascii="Avenir Next" w:hAnsi="Avenir Next" w:cs="Avenir Next" w:eastAsia="Avenir Next"/>
                       <w:color w:val="1A1A1A"/>
-                      <w:sz w:val="20"/>
-                      <w:szCs w:val="20"/>
+                      <w:sz w:val="21"/>
+                      <w:szCs w:val="21"/>
                       <w:u w:val="single"/>
                     </w:rPr>
                     <w:t xml:space="preserve">              </w:t>
@@ -3029,8 +3083,8 @@
                       <w:rFonts w:ascii="Avenir Next" w:hAnsi="Avenir Next" w:cs="Avenir Next" w:eastAsia="Avenir Next"/>
                       <w:b/>
                       <w:color w:val="003A70"/>
-                      <w:sz w:val="20"/>
-                      <w:szCs w:val="20"/>
+                      <w:sz w:val="21"/>
+                      <w:szCs w:val="21"/>
                     </w:rPr>
                     <w:t xml:space="preserve">b.</w:t>
                   </w:r>
@@ -3038,8 +3092,8 @@
                     <w:rPr>
                       <w:rFonts w:ascii="Avenir Next" w:hAnsi="Avenir Next" w:cs="Avenir Next" w:eastAsia="Avenir Next"/>
                       <w:color w:val="1A1A1A"/>
-                      <w:sz w:val="20"/>
-                      <w:szCs w:val="20"/>
+                      <w:sz w:val="21"/>
+                      <w:szCs w:val="21"/>
                     </w:rPr>
                     <w:tab/>
                   </w:r>
@@ -3047,8 +3101,8 @@
                     <w:rPr>
                       <w:rFonts w:ascii="Avenir Next" w:hAnsi="Avenir Next" w:cs="Avenir Next" w:eastAsia="Avenir Next"/>
                       <w:color w:val="1A1A1A"/>
-                      <w:sz w:val="20"/>
-                      <w:szCs w:val="20"/>
+                      <w:sz w:val="21"/>
+                      <w:szCs w:val="21"/>
                     </w:rPr>
                     <w:t xml:space="preserve">52% of 60 ≈</w:t>
                   </w:r>
@@ -3056,8 +3110,8 @@
                     <w:rPr>
                       <w:rFonts w:ascii="Avenir Next" w:hAnsi="Avenir Next" w:cs="Avenir Next" w:eastAsia="Avenir Next"/>
                       <w:color w:val="1A1A1A"/>
-                      <w:sz w:val="20"/>
-                      <w:szCs w:val="20"/>
+                      <w:sz w:val="21"/>
+                      <w:szCs w:val="21"/>
                     </w:rPr>
                     <w:t xml:space="preserve">  </w:t>
                   </w:r>
@@ -3065,8 +3119,8 @@
                     <w:rPr>
                       <w:rFonts w:ascii="Avenir Next" w:hAnsi="Avenir Next" w:cs="Avenir Next" w:eastAsia="Avenir Next"/>
                       <w:color w:val="1A1A1A"/>
-                      <w:sz w:val="20"/>
-                      <w:szCs w:val="20"/>
+                      <w:sz w:val="21"/>
+                      <w:szCs w:val="21"/>
                       <w:u w:val="single"/>
                     </w:rPr>
                     <w:t xml:space="preserve">              </w:t>
@@ -3091,8 +3145,8 @@
                       <w:rFonts w:ascii="Avenir Next" w:hAnsi="Avenir Next" w:cs="Avenir Next" w:eastAsia="Avenir Next"/>
                       <w:b/>
                       <w:color w:val="003A70"/>
-                      <w:sz w:val="20"/>
-                      <w:szCs w:val="20"/>
+                      <w:sz w:val="21"/>
+                      <w:szCs w:val="21"/>
                     </w:rPr>
                     <w:t xml:space="preserve">c.</w:t>
                   </w:r>
@@ -3100,8 +3154,8 @@
                     <w:rPr>
                       <w:rFonts w:ascii="Avenir Next" w:hAnsi="Avenir Next" w:cs="Avenir Next" w:eastAsia="Avenir Next"/>
                       <w:color w:val="1A1A1A"/>
-                      <w:sz w:val="20"/>
-                      <w:szCs w:val="20"/>
+                      <w:sz w:val="21"/>
+                      <w:szCs w:val="21"/>
                     </w:rPr>
                     <w:tab/>
                   </w:r>
@@ -3109,8 +3163,8 @@
                     <w:rPr>
                       <w:rFonts w:ascii="Avenir Next" w:hAnsi="Avenir Next" w:cs="Avenir Next" w:eastAsia="Avenir Next"/>
                       <w:color w:val="1A1A1A"/>
-                      <w:sz w:val="20"/>
-                      <w:szCs w:val="20"/>
+                      <w:sz w:val="21"/>
+                      <w:szCs w:val="21"/>
                     </w:rPr>
                     <w:t xml:space="preserve">11% of 703 ≈</w:t>
                   </w:r>
@@ -3118,8 +3172,8 @@
                     <w:rPr>
                       <w:rFonts w:ascii="Avenir Next" w:hAnsi="Avenir Next" w:cs="Avenir Next" w:eastAsia="Avenir Next"/>
                       <w:color w:val="1A1A1A"/>
-                      <w:sz w:val="20"/>
-                      <w:szCs w:val="20"/>
+                      <w:sz w:val="21"/>
+                      <w:szCs w:val="21"/>
                     </w:rPr>
                     <w:t xml:space="preserve">  </w:t>
                   </w:r>
@@ -3127,8 +3181,8 @@
                     <w:rPr>
                       <w:rFonts w:ascii="Avenir Next" w:hAnsi="Avenir Next" w:cs="Avenir Next" w:eastAsia="Avenir Next"/>
                       <w:color w:val="1A1A1A"/>
-                      <w:sz w:val="20"/>
-                      <w:szCs w:val="20"/>
+                      <w:sz w:val="21"/>
+                      <w:szCs w:val="21"/>
                       <w:u w:val="single"/>
                     </w:rPr>
                     <w:t xml:space="preserve">              </w:t>
@@ -3202,8 +3256,8 @@
                 <w:rFonts w:ascii="Avenir Next" w:hAnsi="Avenir Next" w:cs="Avenir Next" w:eastAsia="Avenir Next"/>
                 <w:b/>
                 <w:color w:val="1A1A1A"/>
-                <w:sz w:val="20"/>
-                <w:szCs w:val="20"/>
+                <w:sz w:val="21"/>
+                <w:szCs w:val="21"/>
               </w:rPr>
               <w:t xml:space="preserve">2.</w:t>
             </w:r>
@@ -3211,8 +3265,8 @@
               <w:rPr>
                 <w:rFonts w:ascii="Avenir Next" w:hAnsi="Avenir Next" w:cs="Avenir Next" w:eastAsia="Avenir Next"/>
                 <w:color w:val="1A1A1A"/>
-                <w:sz w:val="20"/>
-                <w:szCs w:val="20"/>
+                <w:sz w:val="21"/>
+                <w:szCs w:val="21"/>
               </w:rPr>
               <w:tab/>
             </w:r>
@@ -3220,8 +3274,8 @@
               <w:rPr>
                 <w:rFonts w:ascii="Avenir Next" w:hAnsi="Avenir Next" w:cs="Avenir Next" w:eastAsia="Avenir Next"/>
                 <w:color w:val="1A1A1A"/>
-                <w:sz w:val="20"/>
-                <w:szCs w:val="20"/>
+                <w:sz w:val="21"/>
+                <w:szCs w:val="21"/>
               </w:rPr>
               <w:t xml:space="preserve">A bill is $38.40. Estimate a 15% tip.</w:t>
             </w:r>
@@ -3259,7 +3313,7 @@
             <w:tr>
               <w:trPr>
                 <w:cantSplit/>
-                <w:trHeight w:val="1312" w:hRule="atLeast"/>
+                <w:trHeight w:val="600" w:hRule="atLeast"/>
               </w:trPr>
               <w:tc>
                 <w:tcPr>
@@ -3330,6 +3384,7 @@
           <w:tab w:val="right" w:pos="9504"/>
         </w:tabs>
         <w:spacing w:before="90" w:after="50" w:line="240" w:lineRule="auto"/>
+        <w:outlineLvl w:val="1"/>
       </w:pPr>
       <w:r>
         <w:rPr>
@@ -3374,27 +3429,7 @@
           <w:sz w:val="19"/>
           <w:szCs w:val="19"/>
         </w:rPr>
-        <w:t xml:space="preserve">To estimate a percent of a number, I round to </w:t>
-      </w:r>
-      <w:r>
-        <w:rPr>
-          <w:rFonts w:ascii="Avenir Next" w:hAnsi="Avenir Next" w:cs="Avenir Next" w:eastAsia="Avenir Next"/>
-          <w:color w:val="1A1A1A"/>
-          <w:sz w:val="19"/>
-          <w:szCs w:val="19"/>
-          <w:u w:val="single"/>
-        </w:rPr>
-        <w:t xml:space="preserve">      </w:t>
-      </w:r>
-      <w:r>
-        <w:rPr>
-          <w:rFonts w:ascii="Avenir Next" w:hAnsi="Avenir Next" w:cs="Avenir Next" w:eastAsia="Avenir Next"/>
-          <w:i/>
-          <w:color w:val="1A1A1A"/>
-          <w:sz w:val="19"/>
-          <w:szCs w:val="19"/>
-        </w:rPr>
-        <w:t xml:space="preserve"> because </w:t>
+        <w:t xml:space="preserve">To estimate a percent of a number, I round to compatible (friendly) numbers because </w:t>
       </w:r>
       <w:r>
         <w:rPr>
@@ -3445,7 +3480,7 @@
       <w:tr>
         <w:trPr>
           <w:cantSplit/>
-          <w:trHeight w:val="500" w:hRule="atLeast"/>
+          <w:trHeight w:val="340" w:hRule="atLeast"/>
         </w:trPr>
         <w:tc>
           <w:tcPr>
@@ -3465,7 +3500,7 @@
       <w:tr>
         <w:trPr>
           <w:cantSplit/>
-          <w:trHeight w:val="500" w:hRule="atLeast"/>
+          <w:trHeight w:val="340" w:hRule="atLeast"/>
         </w:trPr>
         <w:tc>
           <w:tcPr>
@@ -3483,6 +3518,882 @@
         </w:tc>
       </w:tr>
     </w:tbl>
+    <w:p>
+      <w:pPr>
+        <w:pageBreakBefore/>
+        <w:tabs>
+          <w:tab w:val="left" w:leader="underscore" w:pos="4700"/>
+          <w:tab w:val="left" w:leader="underscore" w:pos="7250"/>
+          <w:tab w:val="right" w:leader="underscore" w:pos="9504"/>
+        </w:tabs>
+        <w:spacing w:before="0" w:after="90" w:line="269" w:lineRule="auto"/>
+      </w:pPr>
+      <w:r>
+        <w:rPr>
+          <w:rFonts w:ascii="Avenir Next" w:hAnsi="Avenir Next" w:cs="Avenir Next" w:eastAsia="Avenir Next"/>
+          <w:color w:val="1A1A1A"/>
+          <w:sz w:val="20"/>
+          <w:szCs w:val="20"/>
+        </w:rPr>
+        <w:t xml:space="preserve">Name</w:t>
+      </w:r>
+      <w:r>
+        <w:rPr>
+          <w:rFonts w:ascii="Avenir Next" w:hAnsi="Avenir Next" w:cs="Avenir Next" w:eastAsia="Avenir Next"/>
+          <w:color w:val="1A1A1A"/>
+          <w:sz w:val="20"/>
+          <w:szCs w:val="20"/>
+        </w:rPr>
+        <w:tab/>
+      </w:r>
+      <w:r>
+        <w:rPr>
+          <w:rFonts w:ascii="Avenir Next" w:hAnsi="Avenir Next" w:cs="Avenir Next" w:eastAsia="Avenir Next"/>
+          <w:color w:val="1A1A1A"/>
+          <w:sz w:val="20"/>
+          <w:szCs w:val="20"/>
+        </w:rPr>
+        <w:t xml:space="preserve">   Date</w:t>
+      </w:r>
+      <w:r>
+        <w:rPr>
+          <w:rFonts w:ascii="Avenir Next" w:hAnsi="Avenir Next" w:cs="Avenir Next" w:eastAsia="Avenir Next"/>
+          <w:color w:val="1A1A1A"/>
+          <w:sz w:val="20"/>
+          <w:szCs w:val="20"/>
+        </w:rPr>
+        <w:tab/>
+      </w:r>
+      <w:r>
+        <w:rPr>
+          <w:rFonts w:ascii="Avenir Next" w:hAnsi="Avenir Next" w:cs="Avenir Next" w:eastAsia="Avenir Next"/>
+          <w:color w:val="1A1A1A"/>
+          <w:sz w:val="20"/>
+          <w:szCs w:val="20"/>
+        </w:rPr>
+        <w:t xml:space="preserve">   Period</w:t>
+      </w:r>
+      <w:r>
+        <w:rPr>
+          <w:rFonts w:ascii="Avenir Next" w:hAnsi="Avenir Next" w:cs="Avenir Next" w:eastAsia="Avenir Next"/>
+          <w:color w:val="1A1A1A"/>
+          <w:sz w:val="20"/>
+          <w:szCs w:val="20"/>
+        </w:rPr>
+        <w:tab/>
+      </w:r>
+    </w:p>
+    <w:p>
+      <w:pPr>
+        <w:keepNext/>
+        <w:spacing w:before="0" w:after="12" w:line="264" w:lineRule="auto"/>
+      </w:pPr>
+      <w:r>
+        <w:rPr>
+          <w:rFonts w:ascii="Avenir Next" w:hAnsi="Avenir Next" w:cs="Avenir Next" w:eastAsia="Avenir Next"/>
+          <w:b/>
+          <w:caps/>
+          <w:color w:val="003A70"/>
+          <w:spacing w:val="12"/>
+          <w:sz w:val="19"/>
+          <w:szCs w:val="19"/>
+        </w:rPr>
+        <w:t xml:space="preserve">Lesson 4-3  ·  Guided Notes  ·  Model, Reason, Explain</w:t>
+      </w:r>
+    </w:p>
+    <w:p>
+      <w:pPr>
+        <w:keepNext/>
+        <w:spacing w:before="0" w:after="10" w:line="240" w:lineRule="auto"/>
+        <w:outlineLvl w:val="0"/>
+      </w:pPr>
+      <w:r>
+        <w:rPr>
+          <w:rFonts w:ascii="Avenir Next" w:hAnsi="Avenir Next" w:cs="Avenir Next" w:eastAsia="Avenir Next"/>
+          <w:b/>
+          <w:color w:val="1A1A1A"/>
+          <w:sz w:val="32"/>
+          <w:szCs w:val="32"/>
+        </w:rPr>
+        <w:t xml:space="preserve">Model It. Explain It.</w:t>
+      </w:r>
+    </w:p>
+    <w:p>
+      <w:pPr>
+        <w:keepNext/>
+        <w:pBdr>
+          <w:bottom w:val="single" w:sz="8" w:space="3" w:color="003A70"/>
+        </w:pBdr>
+        <w:tabs>
+          <w:tab w:val="right" w:pos="9504"/>
+        </w:tabs>
+        <w:spacing w:before="90" w:after="50" w:line="240" w:lineRule="auto"/>
+        <w:outlineLvl w:val="1"/>
+      </w:pPr>
+      <w:r>
+        <w:rPr>
+          <w:rFonts w:ascii="Avenir Next" w:hAnsi="Avenir Next" w:cs="Avenir Next" w:eastAsia="Avenir Next"/>
+          <w:b/>
+          <w:color w:val="003A70"/>
+          <w:spacing w:val="14"/>
+          <w:sz w:val="19"/>
+          <w:szCs w:val="19"/>
+        </w:rPr>
+        <w:t xml:space="preserve">SESSION 1  ·  ESTIMATE WITH BENCHMARKS</w:t>
+      </w:r>
+      <w:r>
+        <w:rPr>
+          <w:rFonts w:ascii="Avenir Next" w:hAnsi="Avenir Next" w:cs="Avenir Next" w:eastAsia="Avenir Next"/>
+          <w:color w:val="1A1A1A"/>
+          <w:sz w:val="17"/>
+          <w:szCs w:val="17"/>
+        </w:rPr>
+        <w:tab/>
+      </w:r>
+      <w:r>
+        <w:rPr>
+          <w:rFonts w:ascii="Avenir Next" w:hAnsi="Avenir Next" w:cs="Avenir Next" w:eastAsia="Avenir Next"/>
+          <w:i/>
+          <w:color w:val="5A5F66"/>
+          <w:sz w:val="17"/>
+          <w:szCs w:val="17"/>
+        </w:rPr>
+        <w:t xml:space="preserve">draw it · solve it · explain it</w:t>
+      </w:r>
+    </w:p>
+    <w:p>
+      <w:pPr>
+        <w:keepNext/>
+        <w:spacing w:before="0" w:after="50" w:line="268" w:lineRule="auto"/>
+      </w:pPr>
+      <w:r>
+        <w:rPr>
+          <w:rFonts w:ascii="Avenir Next" w:hAnsi="Avenir Next" w:cs="Avenir Next" w:eastAsia="Avenir Next"/>
+          <w:color w:val="1A1A1A"/>
+          <w:sz w:val="20"/>
+          <w:szCs w:val="20"/>
+        </w:rPr>
+        <w:t xml:space="preserve">A water tank holds 120 gallons. It has 82 gallons in it. About what percent of the tank is full? Use the bar to find benchmark amounts.</w:t>
+      </w:r>
+    </w:p>
+    <w:p>
+      <w:pPr>
+        <w:keepNext/>
+        <w:spacing w:before="0" w:after="40" w:line="264" w:lineRule="auto"/>
+        <w:jc w:val="center"/>
+      </w:pPr>
+      <w:r>
+        <w:drawing>
+          <wp:inline distT="0" distB="0" distL="0" distR="0">
+            <wp:extent cx="3621024" cy="781812"/>
+            <wp:docPr id="4" name="Figure 4"/>
+            <a:graphic xmlns:a="http://schemas.openxmlformats.org/drawingml/2006/main">
+              <a:graphicData uri="http://schemas.openxmlformats.org/drawingml/2006/picture">
+                <pic:pic xmlns:pic="http://schemas.openxmlformats.org/drawingml/2006/picture">
+                  <pic:nvPicPr>
+                    <pic:cNvPr id="4" name="image4.png"/>
+                    <pic:cNvPicPr/>
+                  </pic:nvPicPr>
+                  <pic:blipFill>
+                    <a:blip r:embed="rIdImg4"/>
+                    <a:stretch>
+                      <a:fillRect/>
+                    </a:stretch>
+                  </pic:blipFill>
+                  <pic:spPr>
+                    <a:xfrm>
+                      <a:off x="0" y="0"/>
+                      <a:ext cx="3621024" cy="781812"/>
+                    </a:xfrm>
+                    <a:prstGeom prst="rect">
+                      <a:avLst/>
+                    </a:prstGeom>
+                  </pic:spPr>
+                </pic:pic>
+              </a:graphicData>
+            </a:graphic>
+          </wp:inline>
+        </w:drawing>
+      </w:r>
+    </w:p>
+    <w:p>
+      <w:pPr>
+        <w:keepNext/>
+        <w:spacing w:before="40" w:after="20" w:line="264" w:lineRule="auto"/>
+        <w:ind w:left="432"/>
+      </w:pPr>
+      <w:r>
+        <w:rPr>
+          <w:rFonts w:ascii="Avenir Next" w:hAnsi="Avenir Next" w:cs="Avenir Next" w:eastAsia="Avenir Next"/>
+          <w:color w:val="1A1A1A"/>
+          <w:sz w:val="20"/>
+          <w:szCs w:val="20"/>
+        </w:rPr>
+        <w:t xml:space="preserve">a. Between which two benchmarks is 82 gallons?</w:t>
+      </w:r>
+    </w:p>
+    <w:tbl>
+      <w:tblPr>
+        <w:tblInd w:w="432" w:type="dxa"/>
+        <w:tblW w:w="9072" w:type="dxa"/>
+        <w:jc w:val="left"/>
+        <w:tblBorders>
+          <w:top w:val="nil"/>
+          <w:left w:val="nil"/>
+          <w:bottom w:val="nil"/>
+          <w:right w:val="nil"/>
+          <w:insideH w:val="nil"/>
+          <w:insideV w:val="nil"/>
+        </w:tblBorders>
+        <w:tblLayout w:type="fixed"/>
+        <w:tblCellMar>
+          <w:top w:w="0" w:type="dxa"/>
+          <w:left w:w="0" w:type="dxa"/>
+          <w:bottom w:w="0" w:type="dxa"/>
+          <w:right w:w="0" w:type="dxa"/>
+        </w:tblCellMar>
+        <w:tblLook w:val="0000" w:firstRow="0" w:lastRow="0" w:firstColumn="0" w:lastColumn="0" w:noHBand="1" w:noVBand="1"/>
+      </w:tblPr>
+      <w:tblGrid>
+        <w:gridCol w:w="9072"/>
+      </w:tblGrid>
+      <w:tr>
+        <w:trPr>
+          <w:cantSplit/>
+          <w:trHeight w:val="400" w:hRule="atLeast"/>
+        </w:trPr>
+        <w:tc>
+          <w:tcPr>
+            <w:tcW w:w="9072" w:type="dxa"/>
+            <w:tcBorders>
+              <w:bottom w:val="single" w:sz="4" w:space="0" w:color="000000"/>
+            </w:tcBorders>
+            <w:vAlign w:val="top"/>
+          </w:tcPr>
+          <w:p>
+            <w:pPr>
+              <w:spacing w:before="0" w:after="0" w:line="240" w:lineRule="auto"/>
+            </w:pPr>
+          </w:p>
+        </w:tc>
+      </w:tr>
+    </w:tbl>
+    <w:p>
+      <w:pPr>
+        <w:keepNext/>
+        <w:spacing w:before="40" w:after="20" w:line="264" w:lineRule="auto"/>
+        <w:ind w:left="432"/>
+      </w:pPr>
+      <w:r>
+        <w:rPr>
+          <w:rFonts w:ascii="Avenir Next" w:hAnsi="Avenir Next" w:cs="Avenir Next" w:eastAsia="Avenir Next"/>
+          <w:color w:val="1A1A1A"/>
+          <w:sz w:val="20"/>
+          <w:szCs w:val="20"/>
+        </w:rPr>
+        <w:t xml:space="preserve">b. Use 10% of 120 to give a closer estimate.</w:t>
+      </w:r>
+    </w:p>
+    <w:tbl>
+      <w:tblPr>
+        <w:tblInd w:w="432" w:type="dxa"/>
+        <w:tblW w:w="9072" w:type="dxa"/>
+        <w:jc w:val="left"/>
+        <w:tblBorders>
+          <w:top w:val="nil"/>
+          <w:left w:val="nil"/>
+          <w:bottom w:val="nil"/>
+          <w:right w:val="nil"/>
+          <w:insideH w:val="nil"/>
+          <w:insideV w:val="nil"/>
+        </w:tblBorders>
+        <w:tblLayout w:type="fixed"/>
+        <w:tblCellMar>
+          <w:top w:w="0" w:type="dxa"/>
+          <w:left w:w="0" w:type="dxa"/>
+          <w:bottom w:w="0" w:type="dxa"/>
+          <w:right w:w="0" w:type="dxa"/>
+        </w:tblCellMar>
+        <w:tblLook w:val="0000" w:firstRow="0" w:lastRow="0" w:firstColumn="0" w:lastColumn="0" w:noHBand="1" w:noVBand="1"/>
+      </w:tblPr>
+      <w:tblGrid>
+        <w:gridCol w:w="9072"/>
+      </w:tblGrid>
+      <w:tr>
+        <w:trPr>
+          <w:cantSplit/>
+          <w:trHeight w:val="400" w:hRule="atLeast"/>
+        </w:trPr>
+        <w:tc>
+          <w:tcPr>
+            <w:tcW w:w="9072" w:type="dxa"/>
+            <w:tcBorders>
+              <w:bottom w:val="single" w:sz="4" w:space="0" w:color="000000"/>
+            </w:tcBorders>
+            <w:vAlign w:val="top"/>
+          </w:tcPr>
+          <w:p>
+            <w:pPr>
+              <w:spacing w:before="0" w:after="0" w:line="240" w:lineRule="auto"/>
+            </w:pPr>
+          </w:p>
+        </w:tc>
+      </w:tr>
+    </w:tbl>
+    <w:p>
+      <w:pPr>
+        <w:keepNext/>
+        <w:spacing w:before="40" w:after="20" w:line="264" w:lineRule="auto"/>
+        <w:ind w:left="432"/>
+      </w:pPr>
+      <w:r>
+        <w:rPr>
+          <w:rFonts w:ascii="Avenir Next" w:hAnsi="Avenir Next" w:cs="Avenir Next" w:eastAsia="Avenir Next"/>
+          <w:color w:val="1A1A1A"/>
+          <w:sz w:val="20"/>
+          <w:szCs w:val="20"/>
+        </w:rPr>
+        <w:t xml:space="preserve">c. Explain how you know.</w:t>
+      </w:r>
+    </w:p>
+    <w:tbl>
+      <w:tblPr>
+        <w:tblInd w:w="432" w:type="dxa"/>
+        <w:tblW w:w="9072" w:type="dxa"/>
+        <w:jc w:val="left"/>
+        <w:tblBorders>
+          <w:top w:val="nil"/>
+          <w:left w:val="nil"/>
+          <w:bottom w:val="nil"/>
+          <w:right w:val="nil"/>
+          <w:insideH w:val="nil"/>
+          <w:insideV w:val="nil"/>
+        </w:tblBorders>
+        <w:tblLayout w:type="fixed"/>
+        <w:tblCellMar>
+          <w:top w:w="0" w:type="dxa"/>
+          <w:left w:w="0" w:type="dxa"/>
+          <w:bottom w:w="0" w:type="dxa"/>
+          <w:right w:w="0" w:type="dxa"/>
+        </w:tblCellMar>
+        <w:tblLook w:val="0000" w:firstRow="0" w:lastRow="0" w:firstColumn="0" w:lastColumn="0" w:noHBand="1" w:noVBand="1"/>
+      </w:tblPr>
+      <w:tblGrid>
+        <w:gridCol w:w="9072"/>
+      </w:tblGrid>
+      <w:tr>
+        <w:trPr>
+          <w:cantSplit/>
+          <w:trHeight w:val="400" w:hRule="atLeast"/>
+        </w:trPr>
+        <w:tc>
+          <w:tcPr>
+            <w:tcW w:w="9072" w:type="dxa"/>
+            <w:tcBorders>
+              <w:bottom w:val="single" w:sz="4" w:space="0" w:color="000000"/>
+            </w:tcBorders>
+            <w:vAlign w:val="top"/>
+          </w:tcPr>
+          <w:p>
+            <w:pPr>
+              <w:spacing w:before="0" w:after="0" w:line="240" w:lineRule="auto"/>
+            </w:pPr>
+          </w:p>
+        </w:tc>
+      </w:tr>
+    </w:tbl>
+    <w:p>
+      <w:pPr>
+        <w:keepNext/>
+        <w:spacing w:before="80" w:after="20" w:line="264" w:lineRule="auto"/>
+      </w:pPr>
+      <w:r>
+        <w:rPr>
+          <w:rFonts w:ascii="Avenir Next" w:hAnsi="Avenir Next" w:cs="Avenir Next" w:eastAsia="Avenir Next"/>
+          <w:b/>
+          <w:color w:val="003A70"/>
+          <w:sz w:val="18"/>
+          <w:szCs w:val="18"/>
+        </w:rPr>
+        <w:t xml:space="preserve">Challenge  </w:t>
+      </w:r>
+      <w:r>
+        <w:rPr>
+          <w:rFonts w:ascii="Avenir Next" w:hAnsi="Avenir Next" w:cs="Avenir Next" w:eastAsia="Avenir Next"/>
+          <w:i/>
+          <w:color w:val="1A1A1A"/>
+          <w:sz w:val="19"/>
+          <w:szCs w:val="19"/>
+        </w:rPr>
+        <w:t xml:space="preserve">Sam says 82 out of 120 is about 82%. Show why that is too big.</w:t>
+      </w:r>
+    </w:p>
+    <w:tbl>
+      <w:tblPr>
+        <w:tblInd w:w="432" w:type="dxa"/>
+        <w:tblW w:w="9072" w:type="dxa"/>
+        <w:jc w:val="left"/>
+        <w:tblBorders>
+          <w:top w:val="nil"/>
+          <w:left w:val="nil"/>
+          <w:bottom w:val="nil"/>
+          <w:right w:val="nil"/>
+          <w:insideH w:val="nil"/>
+          <w:insideV w:val="nil"/>
+        </w:tblBorders>
+        <w:tblLayout w:type="fixed"/>
+        <w:tblCellMar>
+          <w:top w:w="0" w:type="dxa"/>
+          <w:left w:w="0" w:type="dxa"/>
+          <w:bottom w:w="0" w:type="dxa"/>
+          <w:right w:w="0" w:type="dxa"/>
+        </w:tblCellMar>
+        <w:tblLook w:val="0000" w:firstRow="0" w:lastRow="0" w:firstColumn="0" w:lastColumn="0" w:noHBand="1" w:noVBand="1"/>
+      </w:tblPr>
+      <w:tblGrid>
+        <w:gridCol w:w="9072"/>
+      </w:tblGrid>
+      <w:tr>
+        <w:trPr>
+          <w:cantSplit/>
+          <w:trHeight w:val="400" w:hRule="atLeast"/>
+        </w:trPr>
+        <w:tc>
+          <w:tcPr>
+            <w:tcW w:w="9072" w:type="dxa"/>
+            <w:tcBorders>
+              <w:bottom w:val="single" w:sz="4" w:space="0" w:color="000000"/>
+            </w:tcBorders>
+            <w:vAlign w:val="top"/>
+          </w:tcPr>
+          <w:p>
+            <w:pPr>
+              <w:spacing w:before="0" w:after="0" w:line="240" w:lineRule="auto"/>
+            </w:pPr>
+          </w:p>
+        </w:tc>
+      </w:tr>
+      <w:tr>
+        <w:trPr>
+          <w:cantSplit/>
+          <w:trHeight w:val="400" w:hRule="atLeast"/>
+        </w:trPr>
+        <w:tc>
+          <w:tcPr>
+            <w:tcW w:w="9072" w:type="dxa"/>
+            <w:tcBorders>
+              <w:bottom w:val="single" w:sz="4" w:space="0" w:color="000000"/>
+            </w:tcBorders>
+            <w:vAlign w:val="top"/>
+          </w:tcPr>
+          <w:p>
+            <w:pPr>
+              <w:spacing w:before="0" w:after="0" w:line="240" w:lineRule="auto"/>
+            </w:pPr>
+          </w:p>
+        </w:tc>
+      </w:tr>
+    </w:tbl>
+    <w:p>
+      <w:pPr>
+        <w:keepNext/>
+        <w:pBdr>
+          <w:bottom w:val="single" w:sz="8" w:space="3" w:color="003A70"/>
+        </w:pBdr>
+        <w:tabs>
+          <w:tab w:val="right" w:pos="9504"/>
+        </w:tabs>
+        <w:spacing w:before="90" w:after="50" w:line="240" w:lineRule="auto"/>
+        <w:outlineLvl w:val="1"/>
+      </w:pPr>
+      <w:r>
+        <w:rPr>
+          <w:rFonts w:ascii="Avenir Next" w:hAnsi="Avenir Next" w:cs="Avenir Next" w:eastAsia="Avenir Next"/>
+          <w:b/>
+          <w:color w:val="003A70"/>
+          <w:spacing w:val="14"/>
+          <w:sz w:val="19"/>
+          <w:szCs w:val="19"/>
+        </w:rPr>
+        <w:t xml:space="preserve">SESSION 2  ·  ESTIMATE A PERCENT OF A NUMBER</w:t>
+      </w:r>
+      <w:r>
+        <w:rPr>
+          <w:rFonts w:ascii="Avenir Next" w:hAnsi="Avenir Next" w:cs="Avenir Next" w:eastAsia="Avenir Next"/>
+          <w:color w:val="1A1A1A"/>
+          <w:sz w:val="17"/>
+          <w:szCs w:val="17"/>
+        </w:rPr>
+        <w:tab/>
+      </w:r>
+      <w:r>
+        <w:rPr>
+          <w:rFonts w:ascii="Avenir Next" w:hAnsi="Avenir Next" w:cs="Avenir Next" w:eastAsia="Avenir Next"/>
+          <w:i/>
+          <w:color w:val="5A5F66"/>
+          <w:sz w:val="17"/>
+          <w:szCs w:val="17"/>
+        </w:rPr>
+        <w:t xml:space="preserve">draw it · solve it · explain it</w:t>
+      </w:r>
+    </w:p>
+    <w:p>
+      <w:pPr>
+        <w:keepNext/>
+        <w:spacing w:before="0" w:after="50" w:line="268" w:lineRule="auto"/>
+      </w:pPr>
+      <w:r>
+        <w:rPr>
+          <w:rFonts w:ascii="Avenir Next" w:hAnsi="Avenir Next" w:cs="Avenir Next" w:eastAsia="Avenir Next"/>
+          <w:color w:val="1A1A1A"/>
+          <w:sz w:val="20"/>
+          <w:szCs w:val="20"/>
+        </w:rPr>
+        <w:t xml:space="preserve">A theater sold 588 tickets. About 26% were for kids. Estimate the number of kids’ tickets two ways, using different compatible (friendly) numbers.</w:t>
+      </w:r>
+    </w:p>
+    <w:p>
+      <w:pPr>
+        <w:keepNext/>
+        <w:spacing w:before="0" w:after="40" w:line="264" w:lineRule="auto"/>
+        <w:jc w:val="center"/>
+      </w:pPr>
+      <w:r>
+        <w:drawing>
+          <wp:inline distT="0" distB="0" distL="0" distR="0">
+            <wp:extent cx="3621024" cy="781812"/>
+            <wp:docPr id="5" name="Figure 5"/>
+            <a:graphic xmlns:a="http://schemas.openxmlformats.org/drawingml/2006/main">
+              <a:graphicData uri="http://schemas.openxmlformats.org/drawingml/2006/picture">
+                <pic:pic xmlns:pic="http://schemas.openxmlformats.org/drawingml/2006/picture">
+                  <pic:nvPicPr>
+                    <pic:cNvPr id="5" name="image5.png"/>
+                    <pic:cNvPicPr/>
+                  </pic:nvPicPr>
+                  <pic:blipFill>
+                    <a:blip r:embed="rIdImg5"/>
+                    <a:stretch>
+                      <a:fillRect/>
+                    </a:stretch>
+                  </pic:blipFill>
+                  <pic:spPr>
+                    <a:xfrm>
+                      <a:off x="0" y="0"/>
+                      <a:ext cx="3621024" cy="781812"/>
+                    </a:xfrm>
+                    <a:prstGeom prst="rect">
+                      <a:avLst/>
+                    </a:prstGeom>
+                  </pic:spPr>
+                </pic:pic>
+              </a:graphicData>
+            </a:graphic>
+          </wp:inline>
+        </w:drawing>
+      </w:r>
+    </w:p>
+    <w:p>
+      <w:pPr>
+        <w:keepNext/>
+        <w:spacing w:before="40" w:after="20" w:line="264" w:lineRule="auto"/>
+        <w:ind w:left="432"/>
+      </w:pPr>
+      <w:r>
+        <w:rPr>
+          <w:rFonts w:ascii="Avenir Next" w:hAnsi="Avenir Next" w:cs="Avenir Next" w:eastAsia="Avenir Next"/>
+          <w:color w:val="1A1A1A"/>
+          <w:sz w:val="20"/>
+          <w:szCs w:val="20"/>
+        </w:rPr>
+        <w:t xml:space="preserve">a. Estimate with 25% of 600.</w:t>
+      </w:r>
+    </w:p>
+    <w:tbl>
+      <w:tblPr>
+        <w:tblInd w:w="432" w:type="dxa"/>
+        <w:tblW w:w="9072" w:type="dxa"/>
+        <w:jc w:val="left"/>
+        <w:tblBorders>
+          <w:top w:val="nil"/>
+          <w:left w:val="nil"/>
+          <w:bottom w:val="nil"/>
+          <w:right w:val="nil"/>
+          <w:insideH w:val="nil"/>
+          <w:insideV w:val="nil"/>
+        </w:tblBorders>
+        <w:tblLayout w:type="fixed"/>
+        <w:tblCellMar>
+          <w:top w:w="0" w:type="dxa"/>
+          <w:left w:w="0" w:type="dxa"/>
+          <w:bottom w:w="0" w:type="dxa"/>
+          <w:right w:w="0" w:type="dxa"/>
+        </w:tblCellMar>
+        <w:tblLook w:val="0000" w:firstRow="0" w:lastRow="0" w:firstColumn="0" w:lastColumn="0" w:noHBand="1" w:noVBand="1"/>
+      </w:tblPr>
+      <w:tblGrid>
+        <w:gridCol w:w="9072"/>
+      </w:tblGrid>
+      <w:tr>
+        <w:trPr>
+          <w:cantSplit/>
+          <w:trHeight w:val="400" w:hRule="atLeast"/>
+        </w:trPr>
+        <w:tc>
+          <w:tcPr>
+            <w:tcW w:w="9072" w:type="dxa"/>
+            <w:tcBorders>
+              <w:bottom w:val="single" w:sz="4" w:space="0" w:color="000000"/>
+            </w:tcBorders>
+            <w:vAlign w:val="top"/>
+          </w:tcPr>
+          <w:p>
+            <w:pPr>
+              <w:spacing w:before="0" w:after="0" w:line="240" w:lineRule="auto"/>
+            </w:pPr>
+          </w:p>
+        </w:tc>
+      </w:tr>
+    </w:tbl>
+    <w:p>
+      <w:pPr>
+        <w:keepNext/>
+        <w:spacing w:before="40" w:after="20" w:line="264" w:lineRule="auto"/>
+        <w:ind w:left="432"/>
+      </w:pPr>
+      <w:r>
+        <w:rPr>
+          <w:rFonts w:ascii="Avenir Next" w:hAnsi="Avenir Next" w:cs="Avenir Next" w:eastAsia="Avenir Next"/>
+          <w:color w:val="1A1A1A"/>
+          <w:sz w:val="20"/>
+          <w:szCs w:val="20"/>
+        </w:rPr>
+        <w:t xml:space="preserve">b. Estimate with 25% of 560.</w:t>
+      </w:r>
+    </w:p>
+    <w:tbl>
+      <w:tblPr>
+        <w:tblInd w:w="432" w:type="dxa"/>
+        <w:tblW w:w="9072" w:type="dxa"/>
+        <w:jc w:val="left"/>
+        <w:tblBorders>
+          <w:top w:val="nil"/>
+          <w:left w:val="nil"/>
+          <w:bottom w:val="nil"/>
+          <w:right w:val="nil"/>
+          <w:insideH w:val="nil"/>
+          <w:insideV w:val="nil"/>
+        </w:tblBorders>
+        <w:tblLayout w:type="fixed"/>
+        <w:tblCellMar>
+          <w:top w:w="0" w:type="dxa"/>
+          <w:left w:w="0" w:type="dxa"/>
+          <w:bottom w:w="0" w:type="dxa"/>
+          <w:right w:w="0" w:type="dxa"/>
+        </w:tblCellMar>
+        <w:tblLook w:val="0000" w:firstRow="0" w:lastRow="0" w:firstColumn="0" w:lastColumn="0" w:noHBand="1" w:noVBand="1"/>
+      </w:tblPr>
+      <w:tblGrid>
+        <w:gridCol w:w="9072"/>
+      </w:tblGrid>
+      <w:tr>
+        <w:trPr>
+          <w:cantSplit/>
+          <w:trHeight w:val="400" w:hRule="atLeast"/>
+        </w:trPr>
+        <w:tc>
+          <w:tcPr>
+            <w:tcW w:w="9072" w:type="dxa"/>
+            <w:tcBorders>
+              <w:bottom w:val="single" w:sz="4" w:space="0" w:color="000000"/>
+            </w:tcBorders>
+            <w:vAlign w:val="top"/>
+          </w:tcPr>
+          <w:p>
+            <w:pPr>
+              <w:spacing w:before="0" w:after="0" w:line="240" w:lineRule="auto"/>
+            </w:pPr>
+          </w:p>
+        </w:tc>
+      </w:tr>
+    </w:tbl>
+    <w:p>
+      <w:pPr>
+        <w:keepNext/>
+        <w:spacing w:before="40" w:after="20" w:line="264" w:lineRule="auto"/>
+        <w:ind w:left="432"/>
+      </w:pPr>
+      <w:r>
+        <w:rPr>
+          <w:rFonts w:ascii="Avenir Next" w:hAnsi="Avenir Next" w:cs="Avenir Next" w:eastAsia="Avenir Next"/>
+          <w:color w:val="1A1A1A"/>
+          <w:sz w:val="20"/>
+          <w:szCs w:val="20"/>
+        </w:rPr>
+        <w:t xml:space="preserve">c. Which estimate is closer? Explain how you know.</w:t>
+      </w:r>
+    </w:p>
+    <w:tbl>
+      <w:tblPr>
+        <w:tblInd w:w="432" w:type="dxa"/>
+        <w:tblW w:w="9072" w:type="dxa"/>
+        <w:jc w:val="left"/>
+        <w:tblBorders>
+          <w:top w:val="nil"/>
+          <w:left w:val="nil"/>
+          <w:bottom w:val="nil"/>
+          <w:right w:val="nil"/>
+          <w:insideH w:val="nil"/>
+          <w:insideV w:val="nil"/>
+        </w:tblBorders>
+        <w:tblLayout w:type="fixed"/>
+        <w:tblCellMar>
+          <w:top w:w="0" w:type="dxa"/>
+          <w:left w:w="0" w:type="dxa"/>
+          <w:bottom w:w="0" w:type="dxa"/>
+          <w:right w:w="0" w:type="dxa"/>
+        </w:tblCellMar>
+        <w:tblLook w:val="0000" w:firstRow="0" w:lastRow="0" w:firstColumn="0" w:lastColumn="0" w:noHBand="1" w:noVBand="1"/>
+      </w:tblPr>
+      <w:tblGrid>
+        <w:gridCol w:w="9072"/>
+      </w:tblGrid>
+      <w:tr>
+        <w:trPr>
+          <w:cantSplit/>
+          <w:trHeight w:val="400" w:hRule="atLeast"/>
+        </w:trPr>
+        <w:tc>
+          <w:tcPr>
+            <w:tcW w:w="9072" w:type="dxa"/>
+            <w:tcBorders>
+              <w:bottom w:val="single" w:sz="4" w:space="0" w:color="000000"/>
+            </w:tcBorders>
+            <w:vAlign w:val="top"/>
+          </w:tcPr>
+          <w:p>
+            <w:pPr>
+              <w:spacing w:before="0" w:after="0" w:line="240" w:lineRule="auto"/>
+            </w:pPr>
+          </w:p>
+        </w:tc>
+      </w:tr>
+    </w:tbl>
+    <w:p>
+      <w:pPr>
+        <w:keepNext/>
+        <w:spacing w:before="80" w:after="20" w:line="264" w:lineRule="auto"/>
+      </w:pPr>
+      <w:r>
+        <w:rPr>
+          <w:rFonts w:ascii="Avenir Next" w:hAnsi="Avenir Next" w:cs="Avenir Next" w:eastAsia="Avenir Next"/>
+          <w:b/>
+          <w:color w:val="003A70"/>
+          <w:sz w:val="18"/>
+          <w:szCs w:val="18"/>
+        </w:rPr>
+        <w:t xml:space="preserve">Challenge  </w:t>
+      </w:r>
+      <w:r>
+        <w:rPr>
+          <w:rFonts w:ascii="Avenir Next" w:hAnsi="Avenir Next" w:cs="Avenir Next" w:eastAsia="Avenir Next"/>
+          <w:i/>
+          <w:color w:val="1A1A1A"/>
+          <w:sz w:val="19"/>
+          <w:szCs w:val="19"/>
+        </w:rPr>
+        <w:t xml:space="preserve">Sam says 150% of 58 is about 30, because 150% means take half. Show why that is too small.</w:t>
+      </w:r>
+    </w:p>
+    <w:tbl>
+      <w:tblPr>
+        <w:tblInd w:w="432" w:type="dxa"/>
+        <w:tblW w:w="9072" w:type="dxa"/>
+        <w:jc w:val="left"/>
+        <w:tblBorders>
+          <w:top w:val="nil"/>
+          <w:left w:val="nil"/>
+          <w:bottom w:val="nil"/>
+          <w:right w:val="nil"/>
+          <w:insideH w:val="nil"/>
+          <w:insideV w:val="nil"/>
+        </w:tblBorders>
+        <w:tblLayout w:type="fixed"/>
+        <w:tblCellMar>
+          <w:top w:w="0" w:type="dxa"/>
+          <w:left w:w="0" w:type="dxa"/>
+          <w:bottom w:w="0" w:type="dxa"/>
+          <w:right w:w="0" w:type="dxa"/>
+        </w:tblCellMar>
+        <w:tblLook w:val="0000" w:firstRow="0" w:lastRow="0" w:firstColumn="0" w:lastColumn="0" w:noHBand="1" w:noVBand="1"/>
+      </w:tblPr>
+      <w:tblGrid>
+        <w:gridCol w:w="9072"/>
+      </w:tblGrid>
+      <w:tr>
+        <w:trPr>
+          <w:cantSplit/>
+          <w:trHeight w:val="400" w:hRule="atLeast"/>
+        </w:trPr>
+        <w:tc>
+          <w:tcPr>
+            <w:tcW w:w="9072" w:type="dxa"/>
+            <w:tcBorders>
+              <w:bottom w:val="single" w:sz="4" w:space="0" w:color="000000"/>
+            </w:tcBorders>
+            <w:vAlign w:val="top"/>
+          </w:tcPr>
+          <w:p>
+            <w:pPr>
+              <w:spacing w:before="0" w:after="0" w:line="240" w:lineRule="auto"/>
+            </w:pPr>
+          </w:p>
+        </w:tc>
+      </w:tr>
+      <w:tr>
+        <w:trPr>
+          <w:cantSplit/>
+          <w:trHeight w:val="400" w:hRule="atLeast"/>
+        </w:trPr>
+        <w:tc>
+          <w:tcPr>
+            <w:tcW w:w="9072" w:type="dxa"/>
+            <w:tcBorders>
+              <w:bottom w:val="single" w:sz="4" w:space="0" w:color="000000"/>
+            </w:tcBorders>
+            <w:vAlign w:val="top"/>
+          </w:tcPr>
+          <w:p>
+            <w:pPr>
+              <w:spacing w:before="0" w:after="0" w:line="240" w:lineRule="auto"/>
+            </w:pPr>
+          </w:p>
+        </w:tc>
+      </w:tr>
+    </w:tbl>
+    <w:p>
+      <w:pPr>
+        <w:spacing w:before="80" w:after="0" w:line="264" w:lineRule="auto"/>
+      </w:pPr>
+      <w:r>
+        <w:rPr>
+          <w:rFonts w:ascii="Avenir Next" w:hAnsi="Avenir Next" w:cs="Avenir Next" w:eastAsia="Avenir Next"/>
+          <w:b/>
+          <w:color w:val="003A70"/>
+          <w:sz w:val="17"/>
+          <w:szCs w:val="17"/>
+        </w:rPr>
+        <w:t xml:space="preserve">Check:  </w:t>
+      </w:r>
+      <w:r>
+        <w:rPr>
+          <w:rFonts w:ascii="Avenir Next" w:hAnsi="Avenir Next" w:cs="Avenir Next" w:eastAsia="Avenir Next"/>
+          <w:color w:val="5A5F66"/>
+          <w:sz w:val="17"/>
+          <w:szCs w:val="17"/>
+        </w:rPr>
+        <w:t xml:space="preserve">Does my model match my numbers? Did I label units? Does my answer make sense?</w:t>
+      </w:r>
+    </w:p>
     <w:p>
       <w:pPr>
         <w:spacing w:before="0" w:after="0" w:line="20" w:lineRule="exact"/>
